--- a/zaini_case_audit_output/outputs/word/documents/088_مذكرة نقض؟ .docx.docx
+++ b/zaini_case_audit_output/outputs/word/documents/088_مذكرة نقض؟ .docx.docx
@@ -51,6 +51,20 @@
           <w:i/>
         </w:rPr>
         <w:t>[مخرج آلي / Script Output - سماوي]  [مخرج آلي يحتاج مراجعة بشرية - وردي]</w:t>
+      </w:r>
+    </w:p>
+    <w:p>
+      <w:pPr>
+        <w:jc w:val="right"/>
+        <w:bidi/>
+      </w:pPr>
+      <w:r>
+        <w:rPr>
+          <w:b w:val="0"/>
+          <w:i/>
+          <w:color w:val="C00000"/>
+        </w:rPr>
+        <w:t>[نص ممسوح OCR صُحِّح ترتيبه آلياً — قد يحتوي أخطاء طفيفة]</w:t>
       </w:r>
     </w:p>
     <w:p/>
@@ -432,7 +446,7 @@
           <w:b w:val="0"/>
           <w:i w:val="0"/>
         </w:rPr>
-        <w:t>السبب السابع: عدم تمثيل المطعون ضدها الثانية تمثيلاً صحيحاً (الفقرة ز)</w:t>
+        <w:t>(ز ةرقفلا) ًاحيحص ًاليثمت ةيناثلا اهدض نوعطملا ليثمت مدع :عباسلا ببسلا</w:t>
       </w:r>
     </w:p>
     <w:p>

--- a/zaini_case_audit_output/outputs/word/documents/088_مذكرة نقض؟ .docx.docx
+++ b/zaini_case_audit_output/outputs/word/documents/088_مذكرة نقض؟ .docx.docx
@@ -130,7 +130,7 @@
           <w:b w:val="0"/>
           <w:i w:val="0"/>
         </w:rPr>
-        <w:t>السبب الأول: مخالفة الحكم لأحكام نظام الإثبات وحجية المحررات الرسمية (المادتان ٢٥، ٢٦)</w:t>
+        <w:t>(٢٦ ،٢٥ ناتداملا) ةيمسرلا تاررحملا ةيجحو تابثإلا ماظن ماكحأل مكحلا ةفلاخم :لوألا ببسلا</w:t>
       </w:r>
     </w:p>
     <w:p>
@@ -169,7 +169,7 @@
           <w:b w:val="0"/>
           <w:i w:val="0"/>
         </w:rPr>
-        <w:t>السبب الثاني: إهدار حجية الإقرار القضائي (المادة ١٧)</w:t>
+        <w:t>(١٧ ةداملا) يئاضقلا رارقإلا ةيجح رادهإ :يناثلا ببسلا</w:t>
       </w:r>
     </w:p>
     <w:p>
@@ -234,7 +234,7 @@
           <w:b w:val="0"/>
           <w:i w:val="0"/>
         </w:rPr>
-        <w:t>السبب الثالث: شرط التعذر وتوافره (الفقرة ب من المادة ٢٠٠)</w:t>
+        <w:t>(٢٠٠ ةداملا نم ب ةرقفلا) هرفاوتو رذعتلا طرش :ثلاثلا ببسلا</w:t>
       </w:r>
     </w:p>
     <w:p>
@@ -273,7 +273,7 @@
           <w:b w:val="0"/>
           <w:i w:val="0"/>
         </w:rPr>
-        <w:t>السبب الرابع: الخطأ في تكييف حكم التنفيذ (المادة ٨٦)</w:t>
+        <w:t>(٨٦ ةداملا) ذيفنتلا مكح فييكت يف أطخلا :عبارلا ببسلا</w:t>
       </w:r>
     </w:p>
     <w:p>
@@ -312,7 +312,7 @@
           <w:b w:val="0"/>
           <w:i w:val="0"/>
         </w:rPr>
-        <w:t>السبب الخامس: مخالفة حكم الصلح لحجية الأمر المقضي</w:t>
+        <w:t>يضقملا رمألا ةيجحل حلصلا مكح ةفلاخم :سماخلا ببسلا</w:t>
       </w:r>
     </w:p>
     <w:p>
@@ -338,7 +338,7 @@
           <w:b w:val="0"/>
           <w:i w:val="0"/>
         </w:rPr>
-        <w:t>ورغم هذا الإقرار القضائي الملزم، فقد نظرت المحكمة في دعوى المطعون ضده مجدداً، مما يعد مخالفة صريحة لحجية الأمر المقضي.</w:t>
+        <w:t>.يضقملا رمألا ةيجحل ةحيرص ةفلاخم دعي امم ،ًاددجم هدض نوعطملا ىوعد يف ةمكحملا ترظن دقف ،مزلملا يئاضقلا رارقإلا اذه مغرو</w:t>
       </w:r>
     </w:p>
     <w:p>
@@ -351,7 +351,7 @@
           <w:b w:val="0"/>
           <w:i w:val="0"/>
         </w:rPr>
-        <w:t>السبب السادس: التناقض الجوهري في أسباب الحكم (الفقرة هـ)</w:t>
+        <w:t>(ـه ةرقفلا) مكحلا بابسأ يف يرهوجلا ضقانتلا :سداسلا ببسلا</w:t>
       </w:r>
     </w:p>
     <w:p>
@@ -377,7 +377,7 @@
           <w:b w:val="0"/>
           <w:i w:val="0"/>
         </w:rPr>
-        <w:t>التناقض الأول: بخصوص موقف الطاعن من تقييم أبو غزالة</w:t>
+        <w:t>ةلازغ وبأ مييقت نم نعاطلا فقوم صوصخب :لوألا ضقانتلا</w:t>
         <w:br/>
         <w:t>نسبت المحكمة للطاعن أنه "قبل ورضي" بتقييم مكتب أبو غزالة، مع أن الثابت في حكم الصلح والتخارج أنه اعترض على هذا التقييم، ولم يتم التخارج والصلح إلا بقيمة مختلفة تماماً. هذا التناقض بين ما نسبته المحكمة للطاعن وبين الثابت في الأوراق يشكل خطأً جوهرياً في فهم الوقائع.</w:t>
       </w:r>
@@ -392,7 +392,7 @@
           <w:b w:val="0"/>
           <w:i w:val="0"/>
         </w:rPr>
-        <w:t>التناقض الثاني: بخصوص الأخذ بالتقييم الأقرب زماناً</w:t>
+        <w:t>ًانامز برقألا مييقتلاب ذخألا صوصخب :يناثلا ضقانتلا</w:t>
         <w:br/>
         <w:t>قالت المحكمة إنها أخذت بالتقييم الأقرب زماناً لانتقال الحصص، ثم تجاهلت أن التقييم الأقرب هو الوارد في العقد نفسه بين الأطراف، وأخذت بتقييم آخر أحدث. هذا التناقض في المنهجية التي اتبعتها المحكمة يجعل حكمها غير متسق مع أسسه التي بني عليها.</w:t>
       </w:r>
@@ -407,7 +407,7 @@
           <w:b w:val="0"/>
           <w:i w:val="0"/>
         </w:rPr>
-        <w:t>التناقض الثالث: بخصوص قيمة التخارج الفعلية</w:t>
+        <w:t>ةيلعفلا جراختلا ةميق صوصخب :ثلاثلا ضقانتلا</w:t>
       </w:r>
     </w:p>
     <w:p>
@@ -420,7 +420,7 @@
           <w:b w:val="0"/>
           <w:i w:val="0"/>
         </w:rPr>
-        <w:t>تجاهلت المحكمة قيمة التخارج الفعلية التي تمت باتفاق الأطراف ونفذت أمام وزارة التجارة وكاتب العدل، وأخذت بتقييم آخر مختلف تماماً. والأصل الشرعي والنظامي أن عقد الصلح والتخارج من أقوى العقود الملزمة، ويكتسب حجية قاطعة بمجرد توثيقه، والاتفاق اللاحق بين الأطراف ينسخ ما قبله من تقييمات، لأن إرادة الأطراف الحرة هي مصدر الالتزامات.</w:t>
+        <w:t>.تامازتلالا ردصم يه ةرحلا فارطألا ةدارإ نأل ،تامييقت نم هلبق ام خسني فارطألا نيب قحاللا قافتالاو ،هقيثوت درجمب ةعطاق ةيجح بستكيو ،ةمزلملا دوقعلا ىوقأ نم جراختلاو حلصلا دقع نأ يماظنلاو يعرشلا لصألاو .ًامامت فلتخم رخآ مييقتب تذخأو ،لدعلا بتاكو ةراجتلا ةرازو مامأ تذفنو فارطألا قافتاب تمت يتلا ةيلعفلا جراختلا ةميق ةمكحملا تلهاجت</w:t>
       </w:r>
     </w:p>
     <w:p>
@@ -485,7 +485,7 @@
           <w:b w:val="0"/>
           <w:i w:val="0"/>
         </w:rPr>
-        <w:t>ثالثا: الطلبات</w:t>
+        <w:t>تابلطلا :اثلاث</w:t>
       </w:r>
     </w:p>
     <w:p>
@@ -537,7 +537,7 @@
           <w:b w:val="0"/>
           <w:i w:val="0"/>
         </w:rPr>
-        <w:t>ثالثاً: إعادة القضية إلى محكمة الاستئناف لنظرها مجدداً أمام دائرة أخرى، مع الأخذ بعين الاعتبار الأسباب النظامية الواردة في هذا الطعن.</w:t>
+        <w:t>.نعطلا اذه يف ةدراولا ةيماظنلا بابسألا رابتعالا نيعب ذخألا عم ،ىرخأ ةرئاد مامأ ًاددجم اهرظنل فانئتسالا ةمكحم ىلإ ةيضقلا ةداعإ :ًاثلاث</w:t>
       </w:r>
     </w:p>
     <w:sectPr>
